--- a/StudyPkg/docs/2026-07-15- shenqw 6.4 BIOS 组件-Pcle设备 Homework.docx
+++ b/StudyPkg/docs/2026-07-15- shenqw 6.4 BIOS 组件-Pcle设备 Homework.docx
@@ -7,11 +7,19 @@
         <w:pStyle w:val="1"/>
       </w:pPr>
       <w:bookmarkStart w:id="0" w:name="pcle-作业报告"/>
-      <w:r>
-        <w:rPr>
-          <w:rFonts w:hint="eastAsia"/>
-        </w:rPr>
-        <w:t>Pcle-</w:t>
+      <w:proofErr w:type="spellStart"/>
+      <w:r>
+        <w:rPr>
+          <w:rFonts w:hint="eastAsia"/>
+        </w:rPr>
+        <w:t>Pcle</w:t>
+      </w:r>
+      <w:proofErr w:type="spellEnd"/>
+      <w:r>
+        <w:rPr>
+          <w:rFonts w:hint="eastAsia"/>
+        </w:rPr>
+        <w:t>-</w:t>
       </w:r>
       <w:r>
         <w:rPr>
@@ -170,22 +178,7 @@
         <w:rPr>
           <w:rFonts w:hint="eastAsia"/>
         </w:rPr>
-        <w:t>（</w:t>
-      </w:r>
-      <w:r>
-        <w:rPr>
-          <w:rFonts w:hint="eastAsia"/>
-        </w:rPr>
-        <w:t>20</w:t>
-      </w:r>
-      <w:r>
-        <w:t xml:space="preserve"> </w:t>
-      </w:r>
-      <w:r>
-        <w:rPr>
-          <w:rFonts w:hint="eastAsia"/>
-        </w:rPr>
-        <w:t>分）：枚举所有</w:t>
+        <w:t>：枚举所有</w:t>
       </w:r>
       <w:r>
         <w:t xml:space="preserve"> PCI/PCIe </w:t>
@@ -252,22 +245,7 @@
         <w:rPr>
           <w:rFonts w:hint="eastAsia"/>
         </w:rPr>
-        <w:t>（</w:t>
-      </w:r>
-      <w:r>
-        <w:rPr>
-          <w:rFonts w:hint="eastAsia"/>
-        </w:rPr>
-        <w:t>30</w:t>
-      </w:r>
-      <w:r>
-        <w:t xml:space="preserve"> </w:t>
-      </w:r>
-      <w:r>
-        <w:rPr>
-          <w:rFonts w:hint="eastAsia"/>
-        </w:rPr>
-        <w:t>分）：显示</w:t>
+        <w:t>：显示</w:t>
       </w:r>
       <w:r>
         <w:t xml:space="preserve"> Revision</w:t>
@@ -355,22 +333,7 @@
         <w:rPr>
           <w:rFonts w:hint="eastAsia"/>
         </w:rPr>
-        <w:t>（</w:t>
-      </w:r>
-      <w:r>
-        <w:rPr>
-          <w:rFonts w:hint="eastAsia"/>
-        </w:rPr>
-        <w:t>15</w:t>
-      </w:r>
-      <w:r>
-        <w:t xml:space="preserve"> </w:t>
-      </w:r>
-      <w:r>
-        <w:rPr>
-          <w:rFonts w:hint="eastAsia"/>
-        </w:rPr>
-        <w:t>分）：输出每个设备的</w:t>
+        <w:t>：输出每个设备的</w:t>
       </w:r>
       <w:r>
         <w:t xml:space="preserve"> 256 </w:t>
@@ -422,22 +385,7 @@
         <w:rPr>
           <w:rFonts w:hint="eastAsia"/>
         </w:rPr>
-        <w:t>（</w:t>
-      </w:r>
-      <w:r>
-        <w:rPr>
-          <w:rFonts w:hint="eastAsia"/>
-        </w:rPr>
-        <w:t>35</w:t>
-      </w:r>
-      <w:r>
-        <w:t xml:space="preserve"> </w:t>
-      </w:r>
-      <w:r>
-        <w:rPr>
-          <w:rFonts w:hint="eastAsia"/>
-        </w:rPr>
-        <w:t>分）：以树形结构展示</w:t>
+        <w:t>：以树形结构展示</w:t>
       </w:r>
       <w:r>
         <w:t xml:space="preserve"> PCI </w:t>
@@ -472,10 +420,7 @@
       <w:bookmarkEnd w:id="1"/>
       <w:bookmarkEnd w:id="2"/>
       <w:r>
-        <w:t>2</w:t>
-      </w:r>
-      <w:r>
-        <w:t xml:space="preserve">. </w:t>
+        <w:t xml:space="preserve">2. </w:t>
       </w:r>
       <w:r>
         <w:rPr>
@@ -526,12 +471,14 @@
         </w:rPr>
         <w:t>模式（</w:t>
       </w:r>
+      <w:proofErr w:type="spellStart"/>
       <w:r>
         <w:rPr>
           <w:rStyle w:val="VerbatimChar"/>
         </w:rPr>
         <w:t>ShellCEntryLib</w:t>
       </w:r>
+      <w:proofErr w:type="spellEnd"/>
       <w:r>
         <w:t xml:space="preserve"> </w:t>
       </w:r>
@@ -805,16 +752,16 @@
           <w:rStyle w:val="VerbatimChar"/>
           <w:rFonts w:hint="eastAsia"/>
         </w:rPr>
+        <w:t>根据命令行参数选择输出模式：</w:t>
+      </w:r>
+      <w:r>
+        <w:br/>
+      </w:r>
+      <w:r>
+        <w:rPr>
+          <w:rStyle w:val="VerbatimChar"/>
+        </w:rPr>
         <w:lastRenderedPageBreak/>
-        <w:t>根据命令行参数选择输出模式：</w:t>
-      </w:r>
-      <w:r>
-        <w:br/>
-      </w:r>
-      <w:r>
-        <w:rPr>
-          <w:rStyle w:val="VerbatimChar"/>
-        </w:rPr>
         <w:t xml:space="preserve">    ├─ </w:t>
       </w:r>
       <w:r>
@@ -850,13 +797,7 @@
         <w:rPr>
           <w:rStyle w:val="VerbatimChar"/>
         </w:rPr>
-        <w:t xml:space="preserve">  → PciPrint</w:t>
-      </w:r>
-      <w:r>
-        <w:rPr>
-          <w:rStyle w:val="VerbatimChar"/>
-        </w:rPr>
-        <w:t>Verbose (Level=1)</w:t>
+        <w:t xml:space="preserve">  → PciPrintVerbose (Level=1)</w:t>
       </w:r>
       <w:r>
         <w:br/>
@@ -1046,13 +987,7 @@
         <w:rPr>
           <w:rStyle w:val="VerbatimChar"/>
         </w:rPr>
-        <w:t>├── LspciApp.h</w:t>
-      </w:r>
-      <w:r>
-        <w:rPr>
-          <w:rStyle w:val="VerbatimChar"/>
-        </w:rPr>
-        <w:t xml:space="preserve">         # PCI_DEVICE_INFO </w:t>
+        <w:t xml:space="preserve">├── LspciApp.h         # PCI_DEVICE_INFO </w:t>
       </w:r>
       <w:r>
         <w:rPr>
@@ -1075,37 +1010,16 @@
           <w:rStyle w:val="VerbatimChar"/>
           <w:rFonts w:hint="eastAsia"/>
         </w:rPr>
-        <w:t>完整实现：</w:t>
-      </w:r>
-      <w:r>
-        <w:rPr>
-          <w:rStyle w:val="VerbatimChar"/>
-          <w:rFonts w:hint="eastAsia"/>
-        </w:rPr>
-        <w:t>~996</w:t>
-      </w:r>
-      <w:r>
-        <w:rPr>
-          <w:rStyle w:val="VerbatimChar"/>
-        </w:rPr>
-        <w:t xml:space="preserve"> </w:t>
-      </w:r>
-      <w:r>
-        <w:rPr>
-          <w:rStyle w:val="VerbatimChar"/>
-          <w:rFonts w:hint="eastAsia"/>
-        </w:rPr>
-        <w:t>行</w:t>
-      </w:r>
+        <w:t>完整实现</w:t>
+      </w:r>
+      <w:bookmarkStart w:id="5" w:name="_GoBack"/>
+      <w:bookmarkEnd w:id="5"/>
     </w:p>
     <w:p>
       <w:pPr>
         <w:pStyle w:val="3"/>
-        <w:rPr>
-          <w:rFonts w:hint="eastAsia"/>
-        </w:rPr>
-      </w:pPr>
-      <w:bookmarkStart w:id="5" w:name="Xb69e3fa1fcb1d4937af5cb6e7bfb13c2c859c29"/>
+      </w:pPr>
+      <w:bookmarkStart w:id="6" w:name="Xb69e3fa1fcb1d4937af5cb6e7bfb13c2c859c29"/>
       <w:bookmarkEnd w:id="4"/>
       <w:r>
         <w:t xml:space="preserve">2.2 PCI </w:t>
@@ -1116,8 +1030,6 @@
         </w:rPr>
         <w:t>设备信息</w:t>
       </w:r>
-      <w:bookmarkStart w:id="6" w:name="_GoBack"/>
-      <w:bookmarkEnd w:id="6"/>
       <w:r>
         <w:rPr>
           <w:noProof/>
@@ -1167,13 +1079,7 @@
         <w:rPr>
           <w:rFonts w:hint="eastAsia"/>
         </w:rPr>
-        <w:t>核</w:t>
-      </w:r>
-      <w:r>
-        <w:rPr>
-          <w:rFonts w:hint="eastAsia"/>
-        </w:rPr>
-        <w:t>心数据结构</w:t>
+        <w:t>核心数据结构</w:t>
       </w:r>
       <w:r>
         <w:t xml:space="preserve"> </w:t>
@@ -2046,12 +1952,9 @@
     <w:p>
       <w:pPr>
         <w:pStyle w:val="3"/>
-        <w:rPr>
-          <w:rFonts w:hint="eastAsia"/>
-        </w:rPr>
       </w:pPr>
       <w:bookmarkStart w:id="7" w:name="X99842a99d173b4c134d6d39a92d2ce10a502d70"/>
-      <w:bookmarkEnd w:id="5"/>
+      <w:bookmarkEnd w:id="6"/>
       <w:r>
         <w:t xml:space="preserve">2.3 PCI </w:t>
       </w:r>
@@ -2107,10 +2010,7 @@
         <w:pStyle w:val="a0"/>
       </w:pPr>
       <w:r>
-        <w:t>P</w:t>
-      </w:r>
-      <w:r>
-        <w:t xml:space="preserve">CI Class Code </w:t>
+        <w:t xml:space="preserve">PCI Class Code </w:t>
       </w:r>
       <w:r>
         <w:rPr>
@@ -2388,13 +2288,7 @@
         <w:rPr>
           <w:rStyle w:val="NormalTok"/>
         </w:rPr>
-        <w:t xml:space="preserve"> PCI_CLASS_EN</w:t>
-      </w:r>
-      <w:r>
-        <w:rPr>
-          <w:rStyle w:val="NormalTok"/>
-        </w:rPr>
-        <w:t>TRY</w:t>
+        <w:t xml:space="preserve"> PCI_CLASS_ENTRY</w:t>
       </w:r>
       <w:r>
         <w:rPr>
@@ -2624,9 +2518,6 @@
     <w:p>
       <w:pPr>
         <w:pStyle w:val="a0"/>
-        <w:rPr>
-          <w:rFonts w:hint="eastAsia"/>
-        </w:rPr>
       </w:pPr>
       <w:r>
         <w:rPr>
@@ -2996,13 +2887,7 @@
         <w:rPr>
           <w:rStyle w:val="NormalTok"/>
         </w:rPr>
-        <w:t xml:space="preserve"> PciRead</w:t>
-      </w:r>
-      <w:r>
-        <w:rPr>
-          <w:rStyle w:val="NormalTok"/>
-        </w:rPr>
-        <w:t xml:space="preserve">Byte </w:t>
+        <w:t xml:space="preserve"> PciReadByte </w:t>
       </w:r>
       <w:r>
         <w:rPr>
@@ -3567,9 +3452,6 @@
     <w:p>
       <w:pPr>
         <w:pStyle w:val="a0"/>
-        <w:rPr>
-          <w:rFonts w:hint="eastAsia"/>
-        </w:rPr>
       </w:pPr>
       <w:r>
         <w:rPr>
@@ -4265,13 +4147,7 @@
         <w:rPr>
           <w:rStyle w:val="VerbatimChar"/>
         </w:rPr>
-        <w:t xml:space="preserve"> </w:t>
-      </w:r>
-      <w:r>
-        <w:rPr>
-          <w:rStyle w:val="VerbatimChar"/>
-        </w:rPr>
-        <w:t xml:space="preserve">           node-&gt;Child = ChildRoot</w:t>
+        <w:t xml:space="preserve">            node-&gt;Child = ChildRoot</w:t>
       </w:r>
     </w:p>
     <w:p>
@@ -4361,13 +4237,7 @@
         <w:rPr>
           <w:rStyle w:val="VerbatimChar"/>
         </w:rPr>
-        <w:t xml:space="preserve">        if has chil</w:t>
-      </w:r>
-      <w:r>
-        <w:rPr>
-          <w:rStyle w:val="VerbatimChar"/>
-        </w:rPr>
-        <w:t>d: PciPrintTree (child, Depth+1)</w:t>
+        <w:t xml:space="preserve">        if has child: PciPrintTree (child, Depth+1)</w:t>
       </w:r>
     </w:p>
     <w:p>
@@ -4378,10 +4248,7 @@
       <w:bookmarkEnd w:id="3"/>
       <w:bookmarkEnd w:id="10"/>
       <w:r>
-        <w:t>3</w:t>
-      </w:r>
-      <w:r>
-        <w:t xml:space="preserve">. </w:t>
+        <w:t xml:space="preserve">3. </w:t>
       </w:r>
       <w:r>
         <w:rPr>
@@ -4556,13 +4423,7 @@
         <w:rPr>
           <w:rStyle w:val="VerbatimChar"/>
         </w:rPr>
-        <w:t xml:space="preserve"> </w:t>
-      </w:r>
-      <w:r>
-        <w:rPr>
-          <w:rStyle w:val="VerbatimChar"/>
-        </w:rPr>
-        <w:t>2026</w:t>
+        <w:t xml:space="preserve"> 2026</w:t>
       </w:r>
       <w:r>
         <w:br/>
@@ -4622,9 +4483,6 @@
     <w:p>
       <w:pPr>
         <w:pStyle w:val="a0"/>
-        <w:rPr>
-          <w:rFonts w:hint="eastAsia"/>
-        </w:rPr>
       </w:pPr>
       <w:r>
         <w:rPr>
@@ -4728,13 +4586,7 @@
         <w:rPr>
           <w:rStyle w:val="VerbatimChar"/>
         </w:rPr>
-        <w:t>00:01.03 8086:7113 B</w:t>
-      </w:r>
-      <w:r>
-        <w:rPr>
-          <w:rStyle w:val="VerbatimChar"/>
-        </w:rPr>
-        <w:t>ridge</w:t>
+        <w:t>00:01.03 8086:7113 Bridge</w:t>
       </w:r>
       <w:r>
         <w:br/>
@@ -4749,9 +4601,6 @@
     <w:p>
       <w:pPr>
         <w:pStyle w:val="a0"/>
-        <w:rPr>
-          <w:rFonts w:hint="eastAsia"/>
-        </w:rPr>
       </w:pPr>
       <w:r>
         <w:rPr>
@@ -5346,13 +5195,7 @@
         <w:rPr>
           <w:rStyle w:val="VerbatimChar"/>
         </w:rPr>
-        <w:t xml:space="preserve"> Region 4: I/O p</w:t>
-      </w:r>
-      <w:r>
-        <w:rPr>
-          <w:rStyle w:val="VerbatimChar"/>
-        </w:rPr>
-        <w:t>orts at 0xC000</w:t>
+        <w:t xml:space="preserve"> Region 4: I/O ports at 0xC000</w:t>
       </w:r>
       <w:r>
         <w:br/>
@@ -5430,13 +5273,7 @@
         <w:rPr>
           <w:rStyle w:val="VerbatimChar"/>
         </w:rPr>
-        <w:t xml:space="preserve"> Re</w:t>
-      </w:r>
-      <w:r>
-        <w:rPr>
-          <w:rStyle w:val="VerbatimChar"/>
-        </w:rPr>
-        <w:t>gion 0: Memory at 0x80000000 (32-bit, prefetchable, 32-bit)</w:t>
+        <w:t xml:space="preserve"> Region 0: Memory at 0x80000000 (32-bit, prefetchable, 32-bit)</w:t>
       </w:r>
       <w:r>
         <w:br/>
@@ -5451,9 +5288,6 @@
     <w:p>
       <w:pPr>
         <w:pStyle w:val="a0"/>
-        <w:rPr>
-          <w:rFonts w:hint="eastAsia"/>
-        </w:rPr>
       </w:pPr>
       <w:r>
         <w:rPr>
@@ -5587,10 +5421,7 @@
               <w:pStyle w:val="Compact"/>
             </w:pPr>
             <w:r>
-              <w:t>✅</w:t>
-            </w:r>
-            <w:r>
-              <w:t xml:space="preserve"> </w:t>
+              <w:t xml:space="preserve">✅ </w:t>
             </w:r>
             <w:r>
               <w:rPr>
@@ -5630,10 +5461,7 @@
               <w:pStyle w:val="Compact"/>
             </w:pPr>
             <w:r>
-              <w:t>✅</w:t>
-            </w:r>
-            <w:r>
-              <w:t xml:space="preserve"> Type 0 Endpoint + Multi-Function</w:t>
+              <w:t>✅ Type 0 Endpoint + Multi-Function</w:t>
             </w:r>
           </w:p>
         </w:tc>
@@ -5661,10 +5489,7 @@
               <w:pStyle w:val="Compact"/>
             </w:pPr>
             <w:r>
-              <w:t>✅</w:t>
-            </w:r>
-            <w:r>
-              <w:t xml:space="preserve"> </w:t>
+              <w:t xml:space="preserve">✅ </w:t>
             </w:r>
             <w:r>
               <w:rPr>
@@ -5722,10 +5547,7 @@
               <w:pStyle w:val="Compact"/>
             </w:pPr>
             <w:r>
-              <w:t>✅</w:t>
-            </w:r>
-            <w:r>
-              <w:t xml:space="preserve"> IDE: I/O 0xC000; VGA: Memory prefetchable 32-bit</w:t>
+              <w:t>✅ IDE: I/O 0xC000; VGA: Memory prefetchable 32-bit</w:t>
             </w:r>
           </w:p>
         </w:tc>
@@ -5756,10 +5578,7 @@
               <w:pStyle w:val="Compact"/>
             </w:pPr>
             <w:r>
-              <w:t>✅</w:t>
-            </w:r>
-            <w:r>
-              <w:t xml:space="preserve"> 00:01.03: pin A, line 0x0A</w:t>
+              <w:t>✅ 00:01.03: pin A, line 0x0A</w:t>
             </w:r>
           </w:p>
         </w:tc>
@@ -5790,10 +5609,7 @@
               <w:pStyle w:val="Compact"/>
             </w:pPr>
             <w:r>
-              <w:t>✅</w:t>
-            </w:r>
-            <w:r>
-              <w:t xml:space="preserve"> </w:t>
+              <w:t xml:space="preserve">✅ </w:t>
             </w:r>
             <w:r>
               <w:rPr>
@@ -5904,13 +5720,7 @@
         <w:rPr>
           <w:rStyle w:val="VerbatimChar"/>
         </w:rPr>
-        <w:t>Config space dump for 00:00</w:t>
-      </w:r>
-      <w:r>
-        <w:rPr>
-          <w:rStyle w:val="VerbatimChar"/>
-        </w:rPr>
-        <w:t>.00:</w:t>
+        <w:t>Config space dump for 00:00.00:</w:t>
       </w:r>
       <w:r>
         <w:br/>
@@ -5955,13 +5765,7 @@
         <w:rPr>
           <w:rStyle w:val="VerbatimChar"/>
         </w:rPr>
-        <w:t>40: 00 00 00 00  00 00 00 0</w:t>
-      </w:r>
-      <w:r>
-        <w:rPr>
-          <w:rStyle w:val="VerbatimChar"/>
-        </w:rPr>
-        <w:t>0   00 00 00 00  00 00 00 00</w:t>
+        <w:t>40: 00 00 00 00  00 00 00 00   00 00 00 00  00 00 00 00</w:t>
       </w:r>
       <w:r>
         <w:br/>
@@ -6015,13 +5819,7 @@
         <w:rPr>
           <w:rStyle w:val="VerbatimChar"/>
         </w:rPr>
-        <w:t>20: 00 00 00 00  00 00 00 00   00 00 00 00  00 00</w:t>
-      </w:r>
-      <w:r>
-        <w:rPr>
-          <w:rStyle w:val="VerbatimChar"/>
-        </w:rPr>
-        <w:t xml:space="preserve"> 00 00</w:t>
+        <w:t>20: 00 00 00 00  00 00 00 00   00 00 00 00  00 00 00 00</w:t>
       </w:r>
       <w:r>
         <w:br/>
@@ -6189,10 +5987,7 @@
               <w:pStyle w:val="Compact"/>
             </w:pPr>
             <w:r>
-              <w:t>✅</w:t>
-            </w:r>
-            <w:r>
-              <w:t xml:space="preserve"> </w:t>
+              <w:t xml:space="preserve">✅ </w:t>
             </w:r>
             <w:r>
               <w:rPr>
@@ -6347,9 +6142,6 @@
     <w:p>
       <w:pPr>
         <w:pStyle w:val="a0"/>
-        <w:rPr>
-          <w:rFonts w:hint="eastAsia"/>
-        </w:rPr>
       </w:pPr>
       <w:r>
         <w:rPr>
@@ -6519,10 +6311,7 @@
               <w:pStyle w:val="Compact"/>
             </w:pPr>
             <w:r>
-              <w:t>✅</w:t>
-            </w:r>
-            <w:r>
-              <w:t xml:space="preserve"> </w:t>
+              <w:t xml:space="preserve">✅ </w:t>
             </w:r>
             <w:r>
               <w:rPr>
@@ -6577,10 +6366,7 @@
               <w:pStyle w:val="Compact"/>
             </w:pPr>
             <w:r>
-              <w:t>✅</w:t>
-            </w:r>
-            <w:r>
-              <w:t xml:space="preserve"> </w:t>
+              <w:t xml:space="preserve">✅ </w:t>
             </w:r>
             <w:r>
               <w:rPr>
@@ -6623,10 +6409,7 @@
               <w:pStyle w:val="Compact"/>
             </w:pPr>
             <w:r>
-              <w:t>✅</w:t>
-            </w:r>
-            <w:r>
-              <w:t xml:space="preserve"> </w:t>
+              <w:t xml:space="preserve">✅ </w:t>
             </w:r>
             <w:r>
               <w:rPr>
@@ -7138,6 +6921,13 @@
     <w:lsdException w:name="Light Shading"/>
     <w:lsdException w:name="Light List"/>
     <w:lsdException w:name="Light Grid"/>
+    <w:lsdException w:name="Medium Shading 1"/>
+    <w:lsdException w:name="Medium Shading 2"/>
+    <w:lsdException w:name="Medium List 1"/>
+    <w:lsdException w:name="Medium List 2"/>
+    <w:lsdException w:name="Medium Grid 1"/>
+    <w:lsdException w:name="Medium Grid 2"/>
+    <w:lsdException w:name="Medium Grid 3"/>
     <w:lsdException w:name="Dark List"/>
     <w:lsdException w:name="Colorful Shading"/>
     <w:lsdException w:name="Colorful List"/>
